--- a/Network Documentation.docx
+++ b/Network Documentation.docx
@@ -372,7 +372,13 @@
         <w:jc w:val="both"/>
       </w:pPr>
       <w:r>
-        <w:t>16. Phone Extension Plan</w:t>
+        <w:t>1</w:t>
+      </w:r>
+      <w:r>
+        <w:t>6</w:t>
+      </w:r>
+      <w:r>
+        <w:t>. Network and Telephony Operation</w:t>
       </w:r>
     </w:p>
     <w:p>
@@ -380,7 +386,13 @@
         <w:jc w:val="both"/>
       </w:pPr>
       <w:r>
-        <w:t>17. Network and Telephony Operation</w:t>
+        <w:t>1</w:t>
+      </w:r>
+      <w:r>
+        <w:t>7</w:t>
+      </w:r>
+      <w:r>
+        <w:t>. Testing and Verification</w:t>
       </w:r>
     </w:p>
     <w:p>
@@ -388,7 +400,13 @@
         <w:jc w:val="both"/>
       </w:pPr>
       <w:r>
-        <w:t>18. Testing and Verification</w:t>
+        <w:t>1</w:t>
+      </w:r>
+      <w:r>
+        <w:t>8</w:t>
+      </w:r>
+      <w:r>
+        <w:t>. Final Results</w:t>
       </w:r>
     </w:p>
     <w:p>
@@ -396,7 +414,10 @@
         <w:jc w:val="both"/>
       </w:pPr>
       <w:r>
-        <w:t>19. Final Results</w:t>
+        <w:t>19</w:t>
+      </w:r>
+      <w:r>
+        <w:t>. Advantages</w:t>
       </w:r>
     </w:p>
     <w:p>
@@ -404,7 +425,13 @@
         <w:jc w:val="both"/>
       </w:pPr>
       <w:r>
-        <w:t>20. Advantages</w:t>
+        <w:t>2</w:t>
+      </w:r>
+      <w:r>
+        <w:t>0</w:t>
+      </w:r>
+      <w:r>
+        <w:t>. Limitations</w:t>
       </w:r>
     </w:p>
     <w:p>
@@ -412,7 +439,13 @@
         <w:jc w:val="both"/>
       </w:pPr>
       <w:r>
-        <w:t>21. Limitations</w:t>
+        <w:t>2</w:t>
+      </w:r>
+      <w:r>
+        <w:t>1</w:t>
+      </w:r>
+      <w:r>
+        <w:t>. Future Scope</w:t>
       </w:r>
     </w:p>
     <w:p>
@@ -420,7 +453,13 @@
         <w:jc w:val="both"/>
       </w:pPr>
       <w:r>
-        <w:t>22. Future Scope</w:t>
+        <w:t>2</w:t>
+      </w:r>
+      <w:r>
+        <w:t>2</w:t>
+      </w:r>
+      <w:r>
+        <w:t>. Conclusion</w:t>
       </w:r>
     </w:p>
     <w:p>
@@ -428,15 +467,13 @@
         <w:jc w:val="both"/>
       </w:pPr>
       <w:r>
-        <w:t>23. Conclusion</w:t>
-      </w:r>
-    </w:p>
-    <w:p>
-      <w:pPr>
-        <w:jc w:val="both"/>
-      </w:pPr>
-      <w:r>
-        <w:t>24. Frequently Asked Questions and Doubts</w:t>
+        <w:t>2</w:t>
+      </w:r>
+      <w:r>
+        <w:t>3</w:t>
+      </w:r>
+      <w:r>
+        <w:t>. Frequently Asked Questions and Doubts</w:t>
       </w:r>
     </w:p>
     <w:p>
@@ -999,6 +1036,7 @@
       <w:r>
         <w:rPr>
           <w:rFonts w:ascii="Consolas" w:hAnsi="Consolas"/>
+          <w:noProof/>
           <w:sz w:val="18"/>
         </w:rPr>
         <w:drawing>
@@ -6227,10 +6265,7 @@
         <w:jc w:val="both"/>
       </w:pPr>
       <w:r>
-        <w:t>19</w:t>
-      </w:r>
-      <w:r>
-        <w:t>. Advantages</w:t>
+        <w:t>19. Advantages</w:t>
       </w:r>
     </w:p>
     <w:p>
@@ -8990,6 +9025,7 @@
   <w:style w:type="character" w:default="1" w:styleId="DefaultParagraphFont">
     <w:name w:val="Default Paragraph Font"/>
     <w:uiPriority w:val="1"/>
+    <w:semiHidden/>
     <w:unhideWhenUsed/>
   </w:style>
   <w:style w:type="table" w:default="1" w:styleId="TableNormal">
